--- a/R1_Resubmission/Supplementary/S2_Supplementary_Analytic_Trail.docx
+++ b/R1_Resubmission/Supplementary/S2_Supplementary_Analytic_Trail.docx
@@ -1301,16 +1301,6 @@
           <w:szCs w:val="18"/>
         </w:rPr>
         <w:t xml:space="preserve">Note: Code labels are illustrative examples of codes developed during analysis and are presented as short descriptive labels. </w:t>
-      </w:r>
-      <w:r>
-        <w:rPr>
-          <w:b w:val="1"/>
-          <w:bCs w:val="1"/>
-          <w:sz w:val="18"/>
-          <w:szCs w:val="18"/>
-          <w:highlight w:val="yellow"/>
-        </w:rPr>
-        <w:t xml:space="preserve">[AUTHOR: verify each label against the NVivo codebook and, where they differ, replace with the exact code names.]</w:t>
       </w:r>
       <w:r>
         <w:rPr>
